--- a/San_Pham/De_Cuong_KHTN_8_Giua_HK1_Minh_Khai_GiaoVien.docx
+++ b/San_Pham/De_Cuong_KHTN_8_Giua_HK1_Minh_Khai_GiaoVien.docx
@@ -18746,9 +18746,7 @@
           <w:i w:val="0"/>
           <w:sz w:val="21"/>
         </w:rPr>
-        <w:t xml:space="preserve"> sinh ra làm bóng bay phồng lên.</w:t>
-        <w:br/>
-        <w:t>[HÌNH ẢNH: Bình tam giác nối bóng bay phồng to]</w:t>
+        <w:t xml:space="preserve"> sinh ra làm bóng bay phồng lên như hình vẽ dưới đây.</w:t>
         <w:br/>
         <w:t>Chọn đáp án đúng và ghép a–b–c–d ở cột (I) với các số tương ứng ở cột (II):</w:t>
       </w:r>
@@ -18761,7 +18759,7 @@
       <w:r>
         <w:drawing>
           <wp:inline xmlns:a="http://schemas.openxmlformats.org/drawingml/2006/main" xmlns:pic="http://schemas.openxmlformats.org/drawingml/2006/picture">
-            <wp:extent cx="2340000" cy="1683290"/>
+            <wp:extent cx="4500000" cy="2622069"/>
             <wp:docPr id="1" name="Picture 1"/>
             <wp:cNvGraphicFramePr>
               <a:graphicFrameLocks noChangeAspect="1"/>
@@ -18782,7 +18780,7 @@
                   <pic:spPr>
                     <a:xfrm>
                       <a:off x="0" y="0"/>
-                      <a:ext cx="2340000" cy="1683290"/>
+                      <a:ext cx="4500000" cy="2622069"/>
                     </a:xfrm>
                     <a:prstGeom prst="rect"/>
                   </pic:spPr>
@@ -23889,8 +23887,6 @@
           <w:sz w:val="21"/>
         </w:rPr>
         <w:t>Đặt lực F có độ lớn bằng nhau tại các vị trí khác nhau trên cờ lê như hình dưới đây để lắp bu lông. Hình nào bu lông sẽ không quay, hình nào bu lông quay dễ dàng nhất? Vì sao?</w:t>
-        <w:br/>
-        <w:t>[HÌNH ẢNH: 3 cờ lê a), b), c)]</w:t>
       </w:r>
     </w:p>
     <w:p>
@@ -23901,7 +23897,7 @@
       <w:r>
         <w:drawing>
           <wp:inline xmlns:a="http://schemas.openxmlformats.org/drawingml/2006/main" xmlns:pic="http://schemas.openxmlformats.org/drawingml/2006/picture">
-            <wp:extent cx="5040000" cy="904615"/>
+            <wp:extent cx="5040000" cy="1401145"/>
             <wp:docPr id="2" name="Picture 2"/>
             <wp:cNvGraphicFramePr>
               <a:graphicFrameLocks noChangeAspect="1"/>
@@ -23922,7 +23918,7 @@
                   <pic:spPr>
                     <a:xfrm>
                       <a:off x="0" y="0"/>
-                      <a:ext cx="5040000" cy="904615"/>
+                      <a:ext cx="5040000" cy="1401145"/>
                     </a:xfrm>
                     <a:prstGeom prst="rect"/>
                   </pic:spPr>
@@ -23970,7 +23966,7 @@
           <w:color w:val="616161"/>
           <w:sz w:val="20"/>
         </w:rPr>
-        <w:t>Là hình c), vì phương của lực tác dụng đi qua trục quay (tâm của bu lông), cánh tay đòn bằng 0 nên moment lực bằng 0, không có tác dụng làm quay.</w:t>
+        <w:t>- Đó là hình a).</w:t>
       </w:r>
       <w:r>
         <w:br/>
@@ -23983,6 +23979,22 @@
           <w:color w:val="616161"/>
           <w:sz w:val="20"/>
         </w:rPr>
+        <w:t>- Giải thích: Vì điểm đặt của lực tác dụng ngay tại đầu cờ lê (trục quay của bu lông), giá của lực đi qua trục quay nên cánh tay đòn d = 0. Do đó mômen lực M = F . d = 0, lực không có tác dụng làm quay bu lông.</w:t>
+      </w:r>
+      <w:r>
+        <w:br/>
+      </w:r>
+      <w:r>
+        <w:br/>
+      </w:r>
+      <w:r>
+        <w:rPr>
+          <w:rFonts w:ascii="Times New Roman" w:hAnsi="Times New Roman"/>
+          <w:b w:val="0"/>
+          <w:i w:val="0"/>
+          <w:color w:val="616161"/>
+          <w:sz w:val="20"/>
+        </w:rPr>
         <w:t>• Hình bu lông quay dễ dàng nhất:</w:t>
       </w:r>
       <w:r>
@@ -23996,7 +24008,36 @@
           <w:color w:val="616161"/>
           <w:sz w:val="20"/>
         </w:rPr>
-        <w:t>Là hình a), vì lực tác dụng vuông góc với cán cờ lê và đặt ở vị trí mút ngoài cùng của cán (cách xa trục quay nhất), làm cho cánh tay đòn d đạt giá trị lớn nhất =&gt; Moment lực M = F . d là lớn nhất, tạo tác dụng làm quay mạnh nhất.</w:t>
+        <w:t>- Đó là hình c).</w:t>
+      </w:r>
+      <w:r>
+        <w:br/>
+      </w:r>
+      <w:r>
+        <w:rPr>
+          <w:rFonts w:ascii="Times New Roman" w:hAnsi="Times New Roman"/>
+          <w:b w:val="0"/>
+          <w:i w:val="0"/>
+          <w:color w:val="616161"/>
+          <w:sz w:val="20"/>
+        </w:rPr>
+        <w:t>- Giải thích: Vì lực tác dụng đặt ở vị trí mút ngoài cùng của cán cờ lê (cách xa trục quay nhất), làm cho khoảng cách từ trục quay đến giá của lực (cánh tay đòn d) đạt giá trị lớn nhất. Do lực F ở các hình có độ lớn bằng nhau, cánh tay đòn d càng lớn thì mômen lực M = F . d càng lớn, tạo ra tác dụng làm quay mạnh nhất, giúp bu lông xoay dễ dàng nhất mà tốn ít sức nhất.</w:t>
+      </w:r>
+      <w:r>
+        <w:br/>
+      </w:r>
+      <w:r>
+        <w:br/>
+      </w:r>
+      <w:r>
+        <w:rPr>
+          <w:rFonts w:ascii="Times New Roman" w:hAnsi="Times New Roman"/>
+          <w:b w:val="0"/>
+          <w:i w:val="0"/>
+          <w:color w:val="616161"/>
+          <w:sz w:val="20"/>
+        </w:rPr>
+        <w:t>• Trường hợp hình b): Lực đặt ở giữa cán cờ lê nên cánh tay đòn ngắn hơn hình c), mômen lực nhỏ hơn nên bu lông vẫn quay nhưng sẽ khó khăn và tốn nhiều sức hơn so với hình c).</w:t>
       </w:r>
     </w:p>
     <w:p>
